--- a/material/Taller_Puertos_Servicios_Wireshark.docx
+++ b/material/Taller_Puertos_Servicios_Wireshark.docx
@@ -742,6 +742,609 @@
       </w:pPr>
       <w:r>
         <w:t xml:space="preserve">Todo el taller se apoya en un laboratorio Docker reproducible: cuatro contenedores (un servidor Telnet, uno FTP, uno SSH y una estación de análisis con Wireshark/tshark, Nmap y clientes Telnet/SSH/FTP) conectados en una red interna sin salida a Internet. No se necesitan máquinas virtuales ni averiguar ninguna dirección IP: dentro del laboratorio, cada equipo se referencia simplemente por su nombre (telnet-server, ftp-server, ssh-server, analyst).</w:t>
+      </w:r>
+    </w:p>
+    <w:p>
+      <w:pPr>
+        <w:pStyle w:val="Heading3"/>
+        <w:spacing w:after="120" w:before="200"/>
+      </w:pPr>
+      <w:r>
+        <w:t xml:space="preserve">Instalar Docker en Kali Linux</w:t>
+      </w:r>
+    </w:p>
+    <w:p>
+      <w:pPr>
+        <w:spacing w:after="160"/>
+        <w:jc w:val="both"/>
+      </w:pPr>
+      <w:r>
+        <w:t xml:space="preserve">Kali es la distribución de referencia de la especialización, y se basa en Debian, así que el método oficial de Docker para Debian aplica directamente.</w:t>
+      </w:r>
+    </w:p>
+    <w:p>
+      <w:pPr>
+        <w:spacing w:after="160"/>
+        <w:jc w:val="both"/>
+      </w:pPr>
+      <w:r>
+        <w:t xml:space="preserve">Opción recomendada — repositorio oficial de Docker (versión más reciente, incluye el plugin Compose v2):</w:t>
+      </w:r>
+    </w:p>
+    <w:p>
+      <w:pPr>
+        <w:pBdr>
+          <w:left w:val="single" w:color="2E5395" w:sz="6"/>
+        </w:pBdr>
+        <w:shd w:fill="F5F5F5" w:color="auto" w:val="clear"/>
+        <w:spacing w:after="0" w:before="80"/>
+        <w:ind w:left="200"/>
+      </w:pPr>
+      <w:r>
+        <w:rPr>
+          <w:rFonts w:ascii="Consolas" w:cs="Consolas" w:eastAsia="Consolas" w:hAnsi="Consolas"/>
+          <w:sz w:val="20"/>
+          <w:szCs w:val="20"/>
+        </w:rPr>
+        <w:t xml:space="preserve"># 1. Quitar paquetes antiguos si existieran</w:t>
+      </w:r>
+    </w:p>
+    <w:p>
+      <w:pPr>
+        <w:pBdr>
+          <w:left w:val="single" w:color="2E5395" w:sz="6"/>
+        </w:pBdr>
+        <w:shd w:fill="F5F5F5" w:color="auto" w:val="clear"/>
+        <w:spacing w:after="0" w:before="0"/>
+        <w:ind w:left="200"/>
+      </w:pPr>
+      <w:r>
+        <w:rPr>
+          <w:rFonts w:ascii="Consolas" w:cs="Consolas" w:eastAsia="Consolas" w:hAnsi="Consolas"/>
+          <w:sz w:val="20"/>
+          <w:szCs w:val="20"/>
+        </w:rPr>
+        <w:t xml:space="preserve">sudo apt remove -y docker docker-engine docker.io containerd runc</w:t>
+      </w:r>
+    </w:p>
+    <w:p>
+      <w:pPr>
+        <w:pBdr>
+          <w:left w:val="single" w:color="2E5395" w:sz="6"/>
+        </w:pBdr>
+        <w:shd w:fill="F5F5F5" w:color="auto" w:val="clear"/>
+        <w:spacing w:after="0" w:before="0"/>
+        <w:ind w:left="200"/>
+      </w:pPr>
+      <w:r>
+        <w:rPr>
+          <w:rFonts w:ascii="Consolas" w:cs="Consolas" w:eastAsia="Consolas" w:hAnsi="Consolas"/>
+          <w:sz w:val="20"/>
+          <w:szCs w:val="20"/>
+        </w:rPr>
+        <w:t xml:space="preserve"> </w:t>
+      </w:r>
+    </w:p>
+    <w:p>
+      <w:pPr>
+        <w:pBdr>
+          <w:left w:val="single" w:color="2E5395" w:sz="6"/>
+        </w:pBdr>
+        <w:shd w:fill="F5F5F5" w:color="auto" w:val="clear"/>
+        <w:spacing w:after="0" w:before="0"/>
+        <w:ind w:left="200"/>
+      </w:pPr>
+      <w:r>
+        <w:rPr>
+          <w:rFonts w:ascii="Consolas" w:cs="Consolas" w:eastAsia="Consolas" w:hAnsi="Consolas"/>
+          <w:sz w:val="20"/>
+          <w:szCs w:val="20"/>
+        </w:rPr>
+        <w:t xml:space="preserve"># 2. Dependencias para anadir el repositorio por HTTPS</w:t>
+      </w:r>
+    </w:p>
+    <w:p>
+      <w:pPr>
+        <w:pBdr>
+          <w:left w:val="single" w:color="2E5395" w:sz="6"/>
+        </w:pBdr>
+        <w:shd w:fill="F5F5F5" w:color="auto" w:val="clear"/>
+        <w:spacing w:after="0" w:before="0"/>
+        <w:ind w:left="200"/>
+      </w:pPr>
+      <w:r>
+        <w:rPr>
+          <w:rFonts w:ascii="Consolas" w:cs="Consolas" w:eastAsia="Consolas" w:hAnsi="Consolas"/>
+          <w:sz w:val="20"/>
+          <w:szCs w:val="20"/>
+        </w:rPr>
+        <w:t xml:space="preserve">sudo apt update</w:t>
+      </w:r>
+    </w:p>
+    <w:p>
+      <w:pPr>
+        <w:pBdr>
+          <w:left w:val="single" w:color="2E5395" w:sz="6"/>
+        </w:pBdr>
+        <w:shd w:fill="F5F5F5" w:color="auto" w:val="clear"/>
+        <w:spacing w:after="0" w:before="0"/>
+        <w:ind w:left="200"/>
+      </w:pPr>
+      <w:r>
+        <w:rPr>
+          <w:rFonts w:ascii="Consolas" w:cs="Consolas" w:eastAsia="Consolas" w:hAnsi="Consolas"/>
+          <w:sz w:val="20"/>
+          <w:szCs w:val="20"/>
+        </w:rPr>
+        <w:t xml:space="preserve">sudo apt install -y ca-certificates curl gnupg</w:t>
+      </w:r>
+    </w:p>
+    <w:p>
+      <w:pPr>
+        <w:pBdr>
+          <w:left w:val="single" w:color="2E5395" w:sz="6"/>
+        </w:pBdr>
+        <w:shd w:fill="F5F5F5" w:color="auto" w:val="clear"/>
+        <w:spacing w:after="0" w:before="0"/>
+        <w:ind w:left="200"/>
+      </w:pPr>
+      <w:r>
+        <w:rPr>
+          <w:rFonts w:ascii="Consolas" w:cs="Consolas" w:eastAsia="Consolas" w:hAnsi="Consolas"/>
+          <w:sz w:val="20"/>
+          <w:szCs w:val="20"/>
+        </w:rPr>
+        <w:t xml:space="preserve"> </w:t>
+      </w:r>
+    </w:p>
+    <w:p>
+      <w:pPr>
+        <w:pBdr>
+          <w:left w:val="single" w:color="2E5395" w:sz="6"/>
+        </w:pBdr>
+        <w:shd w:fill="F5F5F5" w:color="auto" w:val="clear"/>
+        <w:spacing w:after="0" w:before="0"/>
+        <w:ind w:left="200"/>
+      </w:pPr>
+      <w:r>
+        <w:rPr>
+          <w:rFonts w:ascii="Consolas" w:cs="Consolas" w:eastAsia="Consolas" w:hAnsi="Consolas"/>
+          <w:sz w:val="20"/>
+          <w:szCs w:val="20"/>
+        </w:rPr>
+        <w:t xml:space="preserve"># 3. Clave GPG oficial de Docker</w:t>
+      </w:r>
+    </w:p>
+    <w:p>
+      <w:pPr>
+        <w:pBdr>
+          <w:left w:val="single" w:color="2E5395" w:sz="6"/>
+        </w:pBdr>
+        <w:shd w:fill="F5F5F5" w:color="auto" w:val="clear"/>
+        <w:spacing w:after="0" w:before="0"/>
+        <w:ind w:left="200"/>
+      </w:pPr>
+      <w:r>
+        <w:rPr>
+          <w:rFonts w:ascii="Consolas" w:cs="Consolas" w:eastAsia="Consolas" w:hAnsi="Consolas"/>
+          <w:sz w:val="20"/>
+          <w:szCs w:val="20"/>
+        </w:rPr>
+        <w:t xml:space="preserve">sudo install -m 0755 -d /etc/apt/keyrings</w:t>
+      </w:r>
+    </w:p>
+    <w:p>
+      <w:pPr>
+        <w:pBdr>
+          <w:left w:val="single" w:color="2E5395" w:sz="6"/>
+        </w:pBdr>
+        <w:shd w:fill="F5F5F5" w:color="auto" w:val="clear"/>
+        <w:spacing w:after="0" w:before="0"/>
+        <w:ind w:left="200"/>
+      </w:pPr>
+      <w:r>
+        <w:rPr>
+          <w:rFonts w:ascii="Consolas" w:cs="Consolas" w:eastAsia="Consolas" w:hAnsi="Consolas"/>
+          <w:sz w:val="20"/>
+          <w:szCs w:val="20"/>
+        </w:rPr>
+        <w:t xml:space="preserve">curl -fsSL https://download.docker.com/linux/debian/gpg | sudo gpg --dearmor -o /etc/apt/keyrings/docker.gpg</w:t>
+      </w:r>
+    </w:p>
+    <w:p>
+      <w:pPr>
+        <w:pBdr>
+          <w:left w:val="single" w:color="2E5395" w:sz="6"/>
+        </w:pBdr>
+        <w:shd w:fill="F5F5F5" w:color="auto" w:val="clear"/>
+        <w:spacing w:after="0" w:before="0"/>
+        <w:ind w:left="200"/>
+      </w:pPr>
+      <w:r>
+        <w:rPr>
+          <w:rFonts w:ascii="Consolas" w:cs="Consolas" w:eastAsia="Consolas" w:hAnsi="Consolas"/>
+          <w:sz w:val="20"/>
+          <w:szCs w:val="20"/>
+        </w:rPr>
+        <w:t xml:space="preserve">sudo chmod a+r /etc/apt/keyrings/docker.gpg</w:t>
+      </w:r>
+    </w:p>
+    <w:p>
+      <w:pPr>
+        <w:pBdr>
+          <w:left w:val="single" w:color="2E5395" w:sz="6"/>
+        </w:pBdr>
+        <w:shd w:fill="F5F5F5" w:color="auto" w:val="clear"/>
+        <w:spacing w:after="0" w:before="0"/>
+        <w:ind w:left="200"/>
+      </w:pPr>
+      <w:r>
+        <w:rPr>
+          <w:rFonts w:ascii="Consolas" w:cs="Consolas" w:eastAsia="Consolas" w:hAnsi="Consolas"/>
+          <w:sz w:val="20"/>
+          <w:szCs w:val="20"/>
+        </w:rPr>
+        <w:t xml:space="preserve"> </w:t>
+      </w:r>
+    </w:p>
+    <w:p>
+      <w:pPr>
+        <w:pBdr>
+          <w:left w:val="single" w:color="2E5395" w:sz="6"/>
+        </w:pBdr>
+        <w:shd w:fill="F5F5F5" w:color="auto" w:val="clear"/>
+        <w:spacing w:after="0" w:before="0"/>
+        <w:ind w:left="200"/>
+      </w:pPr>
+      <w:r>
+        <w:rPr>
+          <w:rFonts w:ascii="Consolas" w:cs="Consolas" w:eastAsia="Consolas" w:hAnsi="Consolas"/>
+          <w:sz w:val="20"/>
+          <w:szCs w:val="20"/>
+        </w:rPr>
+        <w:t xml:space="preserve"># 4. Repositorio de Docker (Kali usa la base "bookworm" de Debian)</w:t>
+      </w:r>
+    </w:p>
+    <w:p>
+      <w:pPr>
+        <w:pBdr>
+          <w:left w:val="single" w:color="2E5395" w:sz="6"/>
+        </w:pBdr>
+        <w:shd w:fill="F5F5F5" w:color="auto" w:val="clear"/>
+        <w:spacing w:after="0" w:before="0"/>
+        <w:ind w:left="200"/>
+      </w:pPr>
+      <w:r>
+        <w:rPr>
+          <w:rFonts w:ascii="Consolas" w:cs="Consolas" w:eastAsia="Consolas" w:hAnsi="Consolas"/>
+          <w:sz w:val="20"/>
+          <w:szCs w:val="20"/>
+        </w:rPr>
+        <w:t xml:space="preserve">echo "deb [arch=$(dpkg --print-architecture) signed-by=/etc/apt/keyrings/docker.gpg] https://download.docker.com/linux/debian bookworm stable" | sudo tee /etc/apt/sources.list.d/docker.list &gt; /dev/null</w:t>
+      </w:r>
+    </w:p>
+    <w:p>
+      <w:pPr>
+        <w:pBdr>
+          <w:left w:val="single" w:color="2E5395" w:sz="6"/>
+        </w:pBdr>
+        <w:shd w:fill="F5F5F5" w:color="auto" w:val="clear"/>
+        <w:spacing w:after="0" w:before="0"/>
+        <w:ind w:left="200"/>
+      </w:pPr>
+      <w:r>
+        <w:rPr>
+          <w:rFonts w:ascii="Consolas" w:cs="Consolas" w:eastAsia="Consolas" w:hAnsi="Consolas"/>
+          <w:sz w:val="20"/>
+          <w:szCs w:val="20"/>
+        </w:rPr>
+        <w:t xml:space="preserve"> </w:t>
+      </w:r>
+    </w:p>
+    <w:p>
+      <w:pPr>
+        <w:pBdr>
+          <w:left w:val="single" w:color="2E5395" w:sz="6"/>
+        </w:pBdr>
+        <w:shd w:fill="F5F5F5" w:color="auto" w:val="clear"/>
+        <w:spacing w:after="0" w:before="0"/>
+        <w:ind w:left="200"/>
+      </w:pPr>
+      <w:r>
+        <w:rPr>
+          <w:rFonts w:ascii="Consolas" w:cs="Consolas" w:eastAsia="Consolas" w:hAnsi="Consolas"/>
+          <w:sz w:val="20"/>
+          <w:szCs w:val="20"/>
+        </w:rPr>
+        <w:t xml:space="preserve"># 5. Instalar Docker Engine + CLI + containerd + plugin Compose</w:t>
+      </w:r>
+    </w:p>
+    <w:p>
+      <w:pPr>
+        <w:pBdr>
+          <w:left w:val="single" w:color="2E5395" w:sz="6"/>
+        </w:pBdr>
+        <w:shd w:fill="F5F5F5" w:color="auto" w:val="clear"/>
+        <w:spacing w:after="0" w:before="0"/>
+        <w:ind w:left="200"/>
+      </w:pPr>
+      <w:r>
+        <w:rPr>
+          <w:rFonts w:ascii="Consolas" w:cs="Consolas" w:eastAsia="Consolas" w:hAnsi="Consolas"/>
+          <w:sz w:val="20"/>
+          <w:szCs w:val="20"/>
+        </w:rPr>
+        <w:t xml:space="preserve">sudo apt update</w:t>
+      </w:r>
+    </w:p>
+    <w:p>
+      <w:pPr>
+        <w:pBdr>
+          <w:left w:val="single" w:color="2E5395" w:sz="6"/>
+        </w:pBdr>
+        <w:shd w:fill="F5F5F5" w:color="auto" w:val="clear"/>
+        <w:spacing w:after="0" w:before="0"/>
+        <w:ind w:left="200"/>
+      </w:pPr>
+      <w:r>
+        <w:rPr>
+          <w:rFonts w:ascii="Consolas" w:cs="Consolas" w:eastAsia="Consolas" w:hAnsi="Consolas"/>
+          <w:sz w:val="20"/>
+          <w:szCs w:val="20"/>
+        </w:rPr>
+        <w:t xml:space="preserve">sudo apt install -y docker-ce docker-ce-cli containerd.io docker-buildx-plugin docker-compose-plugin</w:t>
+      </w:r>
+    </w:p>
+    <w:p>
+      <w:pPr>
+        <w:pBdr>
+          <w:left w:val="single" w:color="2E5395" w:sz="6"/>
+        </w:pBdr>
+        <w:shd w:fill="F5F5F5" w:color="auto" w:val="clear"/>
+        <w:spacing w:after="0" w:before="0"/>
+        <w:ind w:left="200"/>
+      </w:pPr>
+      <w:r>
+        <w:rPr>
+          <w:rFonts w:ascii="Consolas" w:cs="Consolas" w:eastAsia="Consolas" w:hAnsi="Consolas"/>
+          <w:sz w:val="20"/>
+          <w:szCs w:val="20"/>
+        </w:rPr>
+        <w:t xml:space="preserve"> </w:t>
+      </w:r>
+    </w:p>
+    <w:p>
+      <w:pPr>
+        <w:pBdr>
+          <w:left w:val="single" w:color="2E5395" w:sz="6"/>
+        </w:pBdr>
+        <w:shd w:fill="F5F5F5" w:color="auto" w:val="clear"/>
+        <w:spacing w:after="0" w:before="0"/>
+        <w:ind w:left="200"/>
+      </w:pPr>
+      <w:r>
+        <w:rPr>
+          <w:rFonts w:ascii="Consolas" w:cs="Consolas" w:eastAsia="Consolas" w:hAnsi="Consolas"/>
+          <w:sz w:val="20"/>
+          <w:szCs w:val="20"/>
+        </w:rPr>
+        <w:t xml:space="preserve"># 6. Habilitar el servicio y verificar</w:t>
+      </w:r>
+    </w:p>
+    <w:p>
+      <w:pPr>
+        <w:pBdr>
+          <w:left w:val="single" w:color="2E5395" w:sz="6"/>
+        </w:pBdr>
+        <w:shd w:fill="F5F5F5" w:color="auto" w:val="clear"/>
+        <w:spacing w:after="0" w:before="0"/>
+        <w:ind w:left="200"/>
+      </w:pPr>
+      <w:r>
+        <w:rPr>
+          <w:rFonts w:ascii="Consolas" w:cs="Consolas" w:eastAsia="Consolas" w:hAnsi="Consolas"/>
+          <w:sz w:val="20"/>
+          <w:szCs w:val="20"/>
+        </w:rPr>
+        <w:t xml:space="preserve">sudo systemctl enable --now docker</w:t>
+      </w:r>
+    </w:p>
+    <w:p>
+      <w:pPr>
+        <w:pBdr>
+          <w:left w:val="single" w:color="2E5395" w:sz="6"/>
+        </w:pBdr>
+        <w:shd w:fill="F5F5F5" w:color="auto" w:val="clear"/>
+        <w:spacing w:after="160" w:before="0"/>
+        <w:ind w:left="200"/>
+      </w:pPr>
+      <w:r>
+        <w:rPr>
+          <w:rFonts w:ascii="Consolas" w:cs="Consolas" w:eastAsia="Consolas" w:hAnsi="Consolas"/>
+          <w:sz w:val="20"/>
+          <w:szCs w:val="20"/>
+        </w:rPr>
+        <w:t xml:space="preserve">sudo docker run hello-world</w:t>
+      </w:r>
+    </w:p>
+    <w:p>
+      <w:pPr>
+        <w:spacing w:after="160"/>
+        <w:jc w:val="both"/>
+      </w:pPr>
+      <w:r>
+        <w:t xml:space="preserve">Opción rápida — paquetes propios de los repositorios de Kali (más simple, versión algo más antigua):</w:t>
+      </w:r>
+    </w:p>
+    <w:p>
+      <w:pPr>
+        <w:pBdr>
+          <w:left w:val="single" w:color="2E5395" w:sz="6"/>
+        </w:pBdr>
+        <w:shd w:fill="F5F5F5" w:color="auto" w:val="clear"/>
+        <w:spacing w:after="0" w:before="80"/>
+        <w:ind w:left="200"/>
+      </w:pPr>
+      <w:r>
+        <w:rPr>
+          <w:rFonts w:ascii="Consolas" w:cs="Consolas" w:eastAsia="Consolas" w:hAnsi="Consolas"/>
+          <w:sz w:val="20"/>
+          <w:szCs w:val="20"/>
+        </w:rPr>
+        <w:t xml:space="preserve">sudo apt update</w:t>
+      </w:r>
+    </w:p>
+    <w:p>
+      <w:pPr>
+        <w:pBdr>
+          <w:left w:val="single" w:color="2E5395" w:sz="6"/>
+        </w:pBdr>
+        <w:shd w:fill="F5F5F5" w:color="auto" w:val="clear"/>
+        <w:spacing w:after="0" w:before="0"/>
+        <w:ind w:left="200"/>
+      </w:pPr>
+      <w:r>
+        <w:rPr>
+          <w:rFonts w:ascii="Consolas" w:cs="Consolas" w:eastAsia="Consolas" w:hAnsi="Consolas"/>
+          <w:sz w:val="20"/>
+          <w:szCs w:val="20"/>
+        </w:rPr>
+        <w:t xml:space="preserve">sudo apt install -y docker.io docker-compose-v2</w:t>
+      </w:r>
+    </w:p>
+    <w:p>
+      <w:pPr>
+        <w:pBdr>
+          <w:left w:val="single" w:color="2E5395" w:sz="6"/>
+        </w:pBdr>
+        <w:shd w:fill="F5F5F5" w:color="auto" w:val="clear"/>
+        <w:spacing w:after="0" w:before="0"/>
+        <w:ind w:left="200"/>
+      </w:pPr>
+      <w:r>
+        <w:rPr>
+          <w:rFonts w:ascii="Consolas" w:cs="Consolas" w:eastAsia="Consolas" w:hAnsi="Consolas"/>
+          <w:sz w:val="20"/>
+          <w:szCs w:val="20"/>
+        </w:rPr>
+        <w:t xml:space="preserve">sudo systemctl enable --now docker</w:t>
+      </w:r>
+    </w:p>
+    <w:p>
+      <w:pPr>
+        <w:pBdr>
+          <w:left w:val="single" w:color="2E5395" w:sz="6"/>
+        </w:pBdr>
+        <w:shd w:fill="F5F5F5" w:color="auto" w:val="clear"/>
+        <w:spacing w:after="160" w:before="0"/>
+        <w:ind w:left="200"/>
+      </w:pPr>
+      <w:r>
+        <w:rPr>
+          <w:rFonts w:ascii="Consolas" w:cs="Consolas" w:eastAsia="Consolas" w:hAnsi="Consolas"/>
+          <w:sz w:val="20"/>
+          <w:szCs w:val="20"/>
+        </w:rPr>
+        <w:t xml:space="preserve">sudo docker run hello-world</w:t>
+      </w:r>
+    </w:p>
+    <w:p>
+      <w:pPr>
+        <w:spacing w:after="160"/>
+        <w:jc w:val="both"/>
+      </w:pPr>
+      <w:r>
+        <w:t xml:space="preserve">Usar Docker sin sudo (recomendado para no anteponer sudo en cada comando del taller):</w:t>
+      </w:r>
+    </w:p>
+    <w:p>
+      <w:pPr>
+        <w:pBdr>
+          <w:left w:val="single" w:color="2E5395" w:sz="6"/>
+        </w:pBdr>
+        <w:shd w:fill="F5F5F5" w:color="auto" w:val="clear"/>
+        <w:spacing w:after="0" w:before="80"/>
+        <w:ind w:left="200"/>
+      </w:pPr>
+      <w:r>
+        <w:rPr>
+          <w:rFonts w:ascii="Consolas" w:cs="Consolas" w:eastAsia="Consolas" w:hAnsi="Consolas"/>
+          <w:sz w:val="20"/>
+          <w:szCs w:val="20"/>
+        </w:rPr>
+        <w:t xml:space="preserve">sudo usermod -aG docker $USER</w:t>
+      </w:r>
+    </w:p>
+    <w:p>
+      <w:pPr>
+        <w:pBdr>
+          <w:left w:val="single" w:color="2E5395" w:sz="6"/>
+        </w:pBdr>
+        <w:shd w:fill="F5F5F5" w:color="auto" w:val="clear"/>
+        <w:spacing w:after="0" w:before="0"/>
+        <w:ind w:left="200"/>
+      </w:pPr>
+      <w:r>
+        <w:rPr>
+          <w:rFonts w:ascii="Consolas" w:cs="Consolas" w:eastAsia="Consolas" w:hAnsi="Consolas"/>
+          <w:sz w:val="20"/>
+          <w:szCs w:val="20"/>
+        </w:rPr>
+        <w:t xml:space="preserve">newgrp docker            # o cierra sesion y vuelve a entrar</w:t>
+      </w:r>
+    </w:p>
+    <w:p>
+      <w:pPr>
+        <w:pBdr>
+          <w:left w:val="single" w:color="2E5395" w:sz="6"/>
+        </w:pBdr>
+        <w:shd w:fill="F5F5F5" w:color="auto" w:val="clear"/>
+        <w:spacing w:after="160" w:before="0"/>
+        <w:ind w:left="200"/>
+      </w:pPr>
+      <w:r>
+        <w:rPr>
+          <w:rFonts w:ascii="Consolas" w:cs="Consolas" w:eastAsia="Consolas" w:hAnsi="Consolas"/>
+          <w:sz w:val="20"/>
+          <w:szCs w:val="20"/>
+        </w:rPr>
+        <w:t xml:space="preserve">docker run hello-world   # debe funcionar ya sin sudo</w:t>
+      </w:r>
+    </w:p>
+    <w:p>
+      <w:pPr>
+        <w:spacing w:after="160"/>
+        <w:jc w:val="both"/>
+      </w:pPr>
+      <w:r>
+        <w:t xml:space="preserve">Con el usuario root por defecto de una imagen Live/VM de Kali, el paso de usermod/newgrp no es necesario. Al final, verificar con: docker --version y docker compose version.</w:t>
+      </w:r>
+    </w:p>
+    <w:p>
+      <w:pPr>
+        <w:pStyle w:val="Heading3"/>
+        <w:spacing w:after="120" w:before="200"/>
+      </w:pPr>
+      <w:r>
+        <w:t xml:space="preserve">Instalar Docker en Windows y macOS</w:t>
+      </w:r>
+    </w:p>
+    <w:p>
+      <w:pPr>
+        <w:spacing w:after="160"/>
+        <w:jc w:val="both"/>
+      </w:pPr>
+      <w:r>
+        <w:t xml:space="preserve">Instalar Docker Desktop desde docker.com/products/docker-desktop y abrirlo al menos una vez para que el motor arranque. Docker Desktop ya incluye el plugin Compose v2. En Windows se recomienda el backend WSL2 (opción por defecto del instalador).</w:t>
+      </w:r>
+    </w:p>
+    <w:p>
+      <w:pPr>
+        <w:pStyle w:val="Heading3"/>
+        <w:spacing w:after="120" w:before="200"/>
+      </w:pPr>
+      <w:r>
+        <w:t xml:space="preserve">Levantar el laboratorio</w:t>
       </w:r>
     </w:p>
     <w:p>

--- a/material/Taller_Puertos_Servicios_Wireshark.docx
+++ b/material/Taller_Puertos_Servicios_Wireshark.docx
@@ -1349,6 +1349,15 @@
     </w:p>
     <w:p>
       <w:pPr>
+        <w:spacing w:after="160"/>
+        <w:jc w:val="both"/>
+      </w:pPr>
+      <w:r>
+        <w:t xml:space="preserve">Se ejecutan estos cuatro comandos en este orden, siempre parado dentro de la carpeta lab/:</w:t>
+      </w:r>
+    </w:p>
+    <w:p>
+      <w:pPr>
         <w:pBdr>
           <w:left w:val="single" w:color="2E5395" w:sz="6"/>
         </w:pBdr>
@@ -1362,7 +1371,7 @@
           <w:sz w:val="20"/>
           <w:szCs w:val="20"/>
         </w:rPr>
-        <w:t xml:space="preserve">cd lab</w:t>
+        <w:t xml:space="preserve">cd lab                  # 1. entra a la carpeta del laboratorio</w:t>
       </w:r>
     </w:p>
     <w:p>
@@ -1380,7 +1389,7 @@
           <w:sz w:val="20"/>
           <w:szCs w:val="20"/>
         </w:rPr>
-        <w:t xml:space="preserve">docker compose build</w:t>
+        <w:t xml:space="preserve">docker compose build    # 2. construye las cuatro imagenes (tarda unos minutos la primera vez)</w:t>
       </w:r>
     </w:p>
     <w:p>
@@ -1398,7 +1407,7 @@
           <w:sz w:val="20"/>
           <w:szCs w:val="20"/>
         </w:rPr>
-        <w:t xml:space="preserve">docker compose up -d</w:t>
+        <w:t xml:space="preserve">docker compose up -d    # 3. levanta los cuatro contenedores en segundo plano</w:t>
       </w:r>
     </w:p>
     <w:p>
@@ -1416,9 +1425,387 @@
           <w:sz w:val="20"/>
           <w:szCs w:val="20"/>
         </w:rPr>
-        <w:t xml:space="preserve">docker compose exec analyst bash   # aquí se ejecuta todo lo que sigue</w:t>
-      </w:r>
-    </w:p>
+        <w:t xml:space="preserve">docker compose ps       # 4. verifica que los cuatro esten "Up"</w:t>
+      </w:r>
+    </w:p>
+    <w:p>
+      <w:pPr>
+        <w:spacing w:after="160"/>
+        <w:jc w:val="both"/>
+      </w:pPr>
+      <w:r>
+        <w:t xml:space="preserve">El paso 4 debería mostrar los cuatro contenedores (lab-analyst, lab-ftp-server, lab-ssh-server, lab-telnet-server) en estado Up.</w:t>
+      </w:r>
+    </w:p>
+    <w:p>
+      <w:pPr>
+        <w:spacing w:after="160"/>
+        <w:jc w:val="both"/>
+      </w:pPr>
+      <w:r>
+        <w:t xml:space="preserve">Para entrar al contenedor analyst — aquí es donde se ejecuta todo lo que sigue en el taller:</w:t>
+      </w:r>
+    </w:p>
+    <w:p>
+      <w:pPr>
+        <w:pBdr>
+          <w:left w:val="single" w:color="2E5395" w:sz="6"/>
+        </w:pBdr>
+        <w:shd w:fill="F5F5F5" w:color="auto" w:val="clear"/>
+        <w:spacing w:after="160" w:before="80"/>
+        <w:ind w:left="200"/>
+      </w:pPr>
+      <w:r>
+        <w:rPr>
+          <w:rFonts w:ascii="Consolas" w:cs="Consolas" w:eastAsia="Consolas" w:hAnsi="Consolas"/>
+          <w:sz w:val="20"/>
+          <w:szCs w:val="20"/>
+        </w:rPr>
+        <w:t xml:space="preserve">docker compose exec analyst bash</w:t>
+      </w:r>
+    </w:p>
+    <w:p>
+      <w:pPr>
+        <w:spacing w:after="160"/>
+        <w:jc w:val="both"/>
+      </w:pPr>
+      <w:r>
+        <w:t xml:space="preserve">El prompt de la terminal cambia a algo como root@&lt;id-del-contenedor&gt;:/work# — eso confirma que ya se está dentro. Para salir: exit (los contenedores siguen corriendo en segundo plano).</w:t>
+      </w:r>
+    </w:p>
+    <w:p>
+      <w:pPr>
+        <w:pStyle w:val="Heading3"/>
+        <w:spacing w:after="120" w:before="200"/>
+      </w:pPr>
+      <w:r>
+        <w:t xml:space="preserve">Solución de problemas frecuentes</w:t>
+      </w:r>
+    </w:p>
+    <w:tbl>
+      <w:tblPr>
+        <w:tblW w:type="dxa" w:w="9026"/>
+        <w:tblBorders>
+          <w:top w:val="single" w:color="auto" w:sz="4"/>
+          <w:left w:val="single" w:color="auto" w:sz="4"/>
+          <w:bottom w:val="single" w:color="auto" w:sz="4"/>
+          <w:right w:val="single" w:color="auto" w:sz="4"/>
+          <w:insideH w:val="single" w:color="auto" w:sz="4"/>
+          <w:insideV w:val="single" w:color="auto" w:sz="4"/>
+        </w:tblBorders>
+      </w:tblPr>
+      <w:tblGrid>
+        <w:gridCol w:w="3159"/>
+        <w:gridCol w:w="3159"/>
+        <w:gridCol w:w="2708"/>
+      </w:tblGrid>
+      <w:tr>
+        <w:trPr>
+          <w:cantSplit/>
+          <w:tblHeader/>
+        </w:trPr>
+        <w:tc>
+          <w:tcPr>
+            <w:tcW w:type="dxa" w:w="3159"/>
+            <w:shd w:fill="2E5395" w:color="auto" w:val="clear"/>
+            <w:tcMar>
+              <w:top w:type="dxa" w:w="80"/>
+              <w:left w:type="dxa" w:w="100"/>
+              <w:bottom w:type="dxa" w:w="80"/>
+              <w:right w:type="dxa" w:w="100"/>
+            </w:tcMar>
+            <w:vAlign w:val="center"/>
+          </w:tcPr>
+          <w:p>
+            <w:r>
+              <w:rPr>
+                <w:b/>
+                <w:bCs/>
+                <w:color w:val="FFFFFF"/>
+                <w:sz w:val="20"/>
+                <w:szCs w:val="20"/>
+              </w:rPr>
+              <w:t xml:space="preserve">Síntoma</w:t>
+            </w:r>
+          </w:p>
+        </w:tc>
+        <w:tc>
+          <w:tcPr>
+            <w:tcW w:type="dxa" w:w="3159"/>
+            <w:shd w:fill="2E5395" w:color="auto" w:val="clear"/>
+            <w:tcMar>
+              <w:top w:type="dxa" w:w="80"/>
+              <w:left w:type="dxa" w:w="100"/>
+              <w:bottom w:type="dxa" w:w="80"/>
+              <w:right w:type="dxa" w:w="100"/>
+            </w:tcMar>
+            <w:vAlign w:val="center"/>
+          </w:tcPr>
+          <w:p>
+            <w:r>
+              <w:rPr>
+                <w:b/>
+                <w:bCs/>
+                <w:color w:val="FFFFFF"/>
+                <w:sz w:val="20"/>
+                <w:szCs w:val="20"/>
+              </w:rPr>
+              <w:t xml:space="preserve">Causa más probable</w:t>
+            </w:r>
+          </w:p>
+        </w:tc>
+        <w:tc>
+          <w:tcPr>
+            <w:tcW w:type="dxa" w:w="2708"/>
+            <w:shd w:fill="2E5395" w:color="auto" w:val="clear"/>
+            <w:tcMar>
+              <w:top w:type="dxa" w:w="80"/>
+              <w:left w:type="dxa" w:w="100"/>
+              <w:bottom w:type="dxa" w:w="80"/>
+              <w:right w:type="dxa" w:w="100"/>
+            </w:tcMar>
+            <w:vAlign w:val="center"/>
+          </w:tcPr>
+          <w:p>
+            <w:r>
+              <w:rPr>
+                <w:b/>
+                <w:bCs/>
+                <w:color w:val="FFFFFF"/>
+                <w:sz w:val="20"/>
+                <w:szCs w:val="20"/>
+              </w:rPr>
+              <w:t xml:space="preserve">Qué hacer</w:t>
+            </w:r>
+          </w:p>
+        </w:tc>
+      </w:tr>
+      <w:tr>
+        <w:trPr>
+          <w:cantSplit/>
+        </w:trPr>
+        <w:tc>
+          <w:tcPr>
+            <w:tcW w:type="dxa" w:w="3159"/>
+            <w:tcMar>
+              <w:top w:type="dxa" w:w="80"/>
+              <w:left w:type="dxa" w:w="100"/>
+              <w:bottom w:type="dxa" w:w="80"/>
+              <w:right w:type="dxa" w:w="100"/>
+            </w:tcMar>
+            <w:vAlign w:val="center"/>
+          </w:tcPr>
+          <w:p>
+            <w:r>
+              <w:rPr>
+                <w:b w:val="false"/>
+                <w:bCs w:val="false"/>
+                <w:sz w:val="20"/>
+                <w:szCs w:val="20"/>
+              </w:rPr>
+              <w:t xml:space="preserve">"no configuration file provided: not found"</w:t>
+            </w:r>
+          </w:p>
+        </w:tc>
+        <w:tc>
+          <w:tcPr>
+            <w:tcW w:type="dxa" w:w="3159"/>
+            <w:tcMar>
+              <w:top w:type="dxa" w:w="80"/>
+              <w:left w:type="dxa" w:w="100"/>
+              <w:bottom w:type="dxa" w:w="80"/>
+              <w:right w:type="dxa" w:w="100"/>
+            </w:tcMar>
+            <w:vAlign w:val="center"/>
+          </w:tcPr>
+          <w:p>
+            <w:r>
+              <w:rPr>
+                <w:b w:val="false"/>
+                <w:bCs w:val="false"/>
+                <w:sz w:val="20"/>
+                <w:szCs w:val="20"/>
+              </w:rPr>
+              <w:t xml:space="preserve">No se está dentro de la carpeta lab/, o el repositorio no se descomprimió completo</w:t>
+            </w:r>
+          </w:p>
+        </w:tc>
+        <w:tc>
+          <w:tcPr>
+            <w:tcW w:type="dxa" w:w="2708"/>
+            <w:tcMar>
+              <w:top w:type="dxa" w:w="80"/>
+              <w:left w:type="dxa" w:w="100"/>
+              <w:bottom w:type="dxa" w:w="80"/>
+              <w:right w:type="dxa" w:w="100"/>
+            </w:tcMar>
+            <w:vAlign w:val="center"/>
+          </w:tcPr>
+          <w:p>
+            <w:r>
+              <w:rPr>
+                <w:b w:val="false"/>
+                <w:bCs w:val="false"/>
+                <w:sz w:val="20"/>
+                <w:szCs w:val="20"/>
+              </w:rPr>
+              <w:t xml:space="preserve">Verificar con pwd (debe terminar en .../lab) y ls docker-compose.yml</w:t>
+            </w:r>
+          </w:p>
+        </w:tc>
+      </w:tr>
+      <w:tr>
+        <w:trPr>
+          <w:cantSplit/>
+        </w:trPr>
+        <w:tc>
+          <w:tcPr>
+            <w:tcW w:type="dxa" w:w="3159"/>
+            <w:shd w:fill="EDEDED" w:color="auto" w:val="clear"/>
+            <w:tcMar>
+              <w:top w:type="dxa" w:w="80"/>
+              <w:left w:type="dxa" w:w="100"/>
+              <w:bottom w:type="dxa" w:w="80"/>
+              <w:right w:type="dxa" w:w="100"/>
+            </w:tcMar>
+            <w:vAlign w:val="center"/>
+          </w:tcPr>
+          <w:p>
+            <w:r>
+              <w:rPr>
+                <w:b w:val="false"/>
+                <w:bCs w:val="false"/>
+                <w:sz w:val="20"/>
+                <w:szCs w:val="20"/>
+              </w:rPr>
+              <w:t xml:space="preserve">"permission denied" al ejecutar docker</w:t>
+            </w:r>
+          </w:p>
+        </w:tc>
+        <w:tc>
+          <w:tcPr>
+            <w:tcW w:type="dxa" w:w="3159"/>
+            <w:shd w:fill="EDEDED" w:color="auto" w:val="clear"/>
+            <w:tcMar>
+              <w:top w:type="dxa" w:w="80"/>
+              <w:left w:type="dxa" w:w="100"/>
+              <w:bottom w:type="dxa" w:w="80"/>
+              <w:right w:type="dxa" w:w="100"/>
+            </w:tcMar>
+            <w:vAlign w:val="center"/>
+          </w:tcPr>
+          <w:p>
+            <w:r>
+              <w:rPr>
+                <w:b w:val="false"/>
+                <w:bCs w:val="false"/>
+                <w:sz w:val="20"/>
+                <w:szCs w:val="20"/>
+              </w:rPr>
+              <w:t xml:space="preserve">El usuario no pertenece al grupo docker</w:t>
+            </w:r>
+          </w:p>
+        </w:tc>
+        <w:tc>
+          <w:tcPr>
+            <w:tcW w:type="dxa" w:w="2708"/>
+            <w:shd w:fill="EDEDED" w:color="auto" w:val="clear"/>
+            <w:tcMar>
+              <w:top w:type="dxa" w:w="80"/>
+              <w:left w:type="dxa" w:w="100"/>
+              <w:bottom w:type="dxa" w:w="80"/>
+              <w:right w:type="dxa" w:w="100"/>
+            </w:tcMar>
+            <w:vAlign w:val="center"/>
+          </w:tcPr>
+          <w:p>
+            <w:r>
+              <w:rPr>
+                <w:b w:val="false"/>
+                <w:bCs w:val="false"/>
+                <w:sz w:val="20"/>
+                <w:szCs w:val="20"/>
+              </w:rPr>
+              <w:t xml:space="preserve">sudo usermod -aG docker $USER &amp;&amp; newgrp docker</w:t>
+            </w:r>
+          </w:p>
+        </w:tc>
+      </w:tr>
+      <w:tr>
+        <w:trPr>
+          <w:cantSplit/>
+        </w:trPr>
+        <w:tc>
+          <w:tcPr>
+            <w:tcW w:type="dxa" w:w="3159"/>
+            <w:tcMar>
+              <w:top w:type="dxa" w:w="80"/>
+              <w:left w:type="dxa" w:w="100"/>
+              <w:bottom w:type="dxa" w:w="80"/>
+              <w:right w:type="dxa" w:w="100"/>
+            </w:tcMar>
+            <w:vAlign w:val="center"/>
+          </w:tcPr>
+          <w:p>
+            <w:r>
+              <w:rPr>
+                <w:b w:val="false"/>
+                <w:bCs w:val="false"/>
+                <w:sz w:val="20"/>
+                <w:szCs w:val="20"/>
+              </w:rPr>
+              <w:t xml:space="preserve">docker compose ps no muestra los cuatro contenedores</w:t>
+            </w:r>
+          </w:p>
+        </w:tc>
+        <w:tc>
+          <w:tcPr>
+            <w:tcW w:type="dxa" w:w="3159"/>
+            <w:tcMar>
+              <w:top w:type="dxa" w:w="80"/>
+              <w:left w:type="dxa" w:w="100"/>
+              <w:bottom w:type="dxa" w:w="80"/>
+              <w:right w:type="dxa" w:w="100"/>
+            </w:tcMar>
+            <w:vAlign w:val="center"/>
+          </w:tcPr>
+          <w:p>
+            <w:r>
+              <w:rPr>
+                <w:b w:val="false"/>
+                <w:bCs w:val="false"/>
+                <w:sz w:val="20"/>
+                <w:szCs w:val="20"/>
+              </w:rPr>
+              <w:t xml:space="preserve">El build falló antes, o up -d no llegó a levantarlos</w:t>
+            </w:r>
+          </w:p>
+        </w:tc>
+        <w:tc>
+          <w:tcPr>
+            <w:tcW w:type="dxa" w:w="2708"/>
+            <w:tcMar>
+              <w:top w:type="dxa" w:w="80"/>
+              <w:left w:type="dxa" w:w="100"/>
+              <w:bottom w:type="dxa" w:w="80"/>
+              <w:right w:type="dxa" w:w="100"/>
+            </w:tcMar>
+            <w:vAlign w:val="center"/>
+          </w:tcPr>
+          <w:p>
+            <w:r>
+              <w:rPr>
+                <w:b w:val="false"/>
+                <w:bCs w:val="false"/>
+                <w:sz w:val="20"/>
+                <w:szCs w:val="20"/>
+              </w:rPr>
+              <w:t xml:space="preserve">Repetir docker compose build y revisar errores antes de continuar</w:t>
+            </w:r>
+          </w:p>
+        </w:tc>
+      </w:tr>
+    </w:tbl>
     <w:p>
       <w:pPr>
         <w:spacing w:after="160"/>
@@ -2927,7 +3314,7 @@
         <w:jc w:val="both"/>
       </w:pPr>
       <w:r>
-        <w:t xml:space="preserve">Antes de tocar Wireshark, se audita qué está realmente escuchando en un sistema — el mismo primer paso que ejecuta un analista en una revisión de hardening.</w:t>
+        <w:t xml:space="preserve">Antes de tocar Wireshark, se audita qué está realmente escuchando en un sistema — el mismo primer paso que ejecuta un analista en una revisión de hardening. Este ejercicio se hace en el propio equipo (el Kali u otro sistema donde se trabaja normalmente), no dentro del laboratorio Docker: todavía no es necesario tenerlo levantado para este paso.</w:t>
       </w:r>
     </w:p>
     <w:p>
@@ -2945,7 +3332,7 @@
           <w:sz w:val="20"/>
           <w:szCs w:val="20"/>
         </w:rPr>
-        <w:t xml:space="preserve"># Linux / dentro del contenedor analyst (para practicar con el propio equipo anfitrión)</w:t>
+        <w:t xml:space="preserve"># Linux (el propio equipo)</w:t>
       </w:r>
     </w:p>
     <w:p>
@@ -2999,7 +3386,7 @@
           <w:sz w:val="20"/>
           <w:szCs w:val="20"/>
         </w:rPr>
-        <w:t xml:space="preserve"># Windows</w:t>
+        <w:t xml:space="preserve"># Windows (el propio equipo)</w:t>
       </w:r>
     </w:p>
     <w:p>
@@ -3068,7 +3455,7 @@
                 <w:b/>
                 <w:bCs/>
               </w:rPr>
-              <w:t xml:space="preserve">Punto de control</w:t>
+              <w:t xml:space="preserve">Nota</w:t>
             </w:r>
           </w:p>
           <w:p>
@@ -3076,12 +3463,65 @@
               <w:spacing w:after="60"/>
             </w:pPr>
             <w:r>
-              <w:t xml:space="preserve">¿Por qué dejar un servicio escuchando en un puerto que nadie usa cuenta como aumento de superficie de ataque, incluso si el servicio "no tiene vulnerabilidades conocidas"?</w:t>
+              <w:t xml:space="preserve">Si más adelante se quiere comparar contra lo que expone el propio contenedor analyst (normalmente casi nada, porque solo corre herramientas bajo demanda), se puede entrar con docker compose exec analyst bash y ejecutar el mismo comando ss -tulnp ahí dentro: la superficie observada será mucho más reducida que en el equipo real.</w:t>
             </w:r>
           </w:p>
         </w:tc>
       </w:tr>
     </w:tbl>
+    <w:tbl>
+      <w:tblPr>
+        <w:tblW w:type="dxa" w:w="9026"/>
+        <w:tblBorders>
+          <w:top w:val="single" w:color="auto" w:sz="4"/>
+          <w:left w:val="single" w:color="auto" w:sz="4"/>
+          <w:bottom w:val="single" w:color="auto" w:sz="4"/>
+          <w:right w:val="single" w:color="auto" w:sz="4"/>
+          <w:insideH w:val="single" w:color="auto" w:sz="4"/>
+          <w:insideV w:val="single" w:color="auto" w:sz="4"/>
+        </w:tblBorders>
+      </w:tblPr>
+      <w:tblGrid>
+        <w:gridCol w:w="9026"/>
+      </w:tblGrid>
+      <w:tr>
+        <w:trPr>
+          <w:cantSplit/>
+        </w:trPr>
+        <w:tc>
+          <w:tcPr>
+            <w:tcW w:type="dxa" w:w="9026"/>
+            <w:shd w:fill="FFF2CC" w:color="auto" w:val="clear"/>
+            <w:tcMar>
+              <w:top w:type="dxa" w:w="140"/>
+              <w:left w:type="dxa" w:w="180"/>
+              <w:bottom w:type="dxa" w:w="140"/>
+              <w:right w:type="dxa" w:w="180"/>
+            </w:tcMar>
+          </w:tcPr>
+          <w:p>
+            <w:pPr>
+              <w:spacing w:after="80"/>
+            </w:pPr>
+            <w:r>
+              <w:rPr>
+                <w:b/>
+                <w:bCs/>
+              </w:rPr>
+              <w:t xml:space="preserve">Punto de control</w:t>
+            </w:r>
+          </w:p>
+          <w:p>
+            <w:pPr>
+              <w:spacing w:after="60"/>
+            </w:pPr>
+            <w:r>
+              <w:t xml:space="preserve">¿Por qué dejar un servicio escuchando en un puerto que nadie usa cuenta como aumento de superficie de ataque, incluso si el servicio "no tiene vulnerabilidades conocidas"?</w:t>
+            </w:r>
+          </w:p>
+        </w:tc>
+      </w:tr>
+    </w:tbl>
     <w:p>
       <w:r>
         <w:br w:type="page"/>
@@ -3105,6 +3545,67 @@
         <w:t xml:space="preserve">Wireshark captura tráfico usando Npcap (Windows) o libpcap (Linux/macOS) y lo decodifica capa por capa hasta el protocolo de aplicación [7]. Es la herramienta estándar de análisis forense, respuesta a incidentes y auditoría de tráfico.</w:t>
       </w:r>
     </w:p>
+    <w:tbl>
+      <w:tblPr>
+        <w:tblW w:type="dxa" w:w="9026"/>
+        <w:tblBorders>
+          <w:top w:val="single" w:color="auto" w:sz="4"/>
+          <w:left w:val="single" w:color="auto" w:sz="4"/>
+          <w:bottom w:val="single" w:color="auto" w:sz="4"/>
+          <w:right w:val="single" w:color="auto" w:sz="4"/>
+          <w:insideH w:val="single" w:color="auto" w:sz="4"/>
+          <w:insideV w:val="single" w:color="auto" w:sz="4"/>
+        </w:tblBorders>
+      </w:tblPr>
+      <w:tblGrid>
+        <w:gridCol w:w="9026"/>
+      </w:tblGrid>
+      <w:tr>
+        <w:trPr>
+          <w:cantSplit/>
+        </w:trPr>
+        <w:tc>
+          <w:tcPr>
+            <w:tcW w:type="dxa" w:w="9026"/>
+            <w:shd w:fill="FFF2CC" w:color="auto" w:val="clear"/>
+            <w:tcMar>
+              <w:top w:type="dxa" w:w="140"/>
+              <w:left w:type="dxa" w:w="180"/>
+              <w:bottom w:type="dxa" w:w="140"/>
+              <w:right w:type="dxa" w:w="180"/>
+            </w:tcMar>
+          </w:tcPr>
+          <w:p>
+            <w:pPr>
+              <w:spacing w:after="80"/>
+            </w:pPr>
+            <w:r>
+              <w:rPr>
+                <w:b/>
+                <w:bCs/>
+              </w:rPr>
+              <w:t xml:space="preserve">Si se usa Kali Linux, no es necesario instalar nada</w:t>
+            </w:r>
+          </w:p>
+          <w:p>
+            <w:pPr>
+              <w:spacing w:after="60"/>
+            </w:pPr>
+            <w:r>
+              <w:t xml:space="preserve">Wireshark (interfaz gráfica) y tshark (línea de comandos) ya vienen preinstalados en la instalación por defecto de Kali. Se verifica que estén ahí y se pasa directo a la práctica: wireshark --version y tshark --version.</w:t>
+            </w:r>
+          </w:p>
+          <w:p>
+            <w:pPr>
+              <w:spacing w:after="60"/>
+            </w:pPr>
+            <w:r>
+              <w:t xml:space="preserve">Si alguno de los dos comandos no existe (por ejemplo, en una instalación mínima de Kali sin el metapaquete por defecto), se instalan con el mismo comando de Debian/Ubuntu que aparece a continuación.</w:t>
+            </w:r>
+          </w:p>
+        </w:tc>
+      </w:tr>
+    </w:tbl>
     <w:p>
       <w:pPr>
         <w:pStyle w:val="Heading3"/>
@@ -3129,7 +3630,7 @@
         <w:spacing w:after="120" w:before="200"/>
       </w:pPr>
       <w:r>
-        <w:t xml:space="preserve">Instalación — Linux (Debian/Ubuntu)</w:t>
+        <w:t xml:space="preserve">Instalación — Linux que no sea Kali (Debian/Ubuntu), o Kali sin Wireshark preinstalado</w:t>
       </w:r>
     </w:p>
     <w:p>
@@ -3147,7 +3648,7 @@
           <w:sz w:val="20"/>
           <w:szCs w:val="20"/>
         </w:rPr>
-        <w:t xml:space="preserve">sudo apt update &amp;&amp; sudo apt install wireshark</w:t>
+        <w:t xml:space="preserve">sudo apt update &amp;&amp; sudo apt install -y wireshark tshark</w:t>
       </w:r>
     </w:p>
     <w:p>
@@ -3184,6 +3685,15 @@
           <w:szCs w:val="20"/>
         </w:rPr>
         <w:t xml:space="preserve"># cerrar sesión y volver a entrar para que el cambio de grupo tome efecto</w:t>
+      </w:r>
+    </w:p>
+    <w:p>
+      <w:pPr>
+        <w:spacing w:after="160"/>
+        <w:jc w:val="both"/>
+      </w:pPr>
+      <w:r>
+        <w:t xml:space="preserve">macOS: brew install --cask wireshark, o el instalador desde wireshark.org.</w:t>
       </w:r>
     </w:p>
     <w:p>

--- a/material/Taller_Puertos_Servicios_Wireshark.docx
+++ b/material/Taller_Puertos_Servicios_Wireshark.docx
@@ -1801,6 +1801,83 @@
                 <w:szCs w:val="20"/>
               </w:rPr>
               <w:t xml:space="preserve">Repetir docker compose build y revisar errores antes de continuar</w:t>
+            </w:r>
+          </w:p>
+        </w:tc>
+      </w:tr>
+      <w:tr>
+        <w:trPr>
+          <w:cantSplit/>
+        </w:trPr>
+        <w:tc>
+          <w:tcPr>
+            <w:tcW w:type="dxa" w:w="3159"/>
+            <w:shd w:fill="EDEDED" w:color="auto" w:val="clear"/>
+            <w:tcMar>
+              <w:top w:type="dxa" w:w="80"/>
+              <w:left w:type="dxa" w:w="100"/>
+              <w:bottom w:type="dxa" w:w="80"/>
+              <w:right w:type="dxa" w:w="100"/>
+            </w:tcMar>
+            <w:vAlign w:val="center"/>
+          </w:tcPr>
+          <w:p>
+            <w:r>
+              <w:rPr>
+                <w:b w:val="false"/>
+                <w:bCs w:val="false"/>
+                <w:sz w:val="20"/>
+                <w:szCs w:val="20"/>
+              </w:rPr>
+              <w:t xml:space="preserve">"Connection refused" al conectar (telnet, ssh o ftp hacia un servicio del laboratorio)</w:t>
+            </w:r>
+          </w:p>
+        </w:tc>
+        <w:tc>
+          <w:tcPr>
+            <w:tcW w:type="dxa" w:w="3159"/>
+            <w:shd w:fill="EDEDED" w:color="auto" w:val="clear"/>
+            <w:tcMar>
+              <w:top w:type="dxa" w:w="80"/>
+              <w:left w:type="dxa" w:w="100"/>
+              <w:bottom w:type="dxa" w:w="80"/>
+              <w:right w:type="dxa" w:w="100"/>
+            </w:tcMar>
+            <w:vAlign w:val="center"/>
+          </w:tcPr>
+          <w:p>
+            <w:r>
+              <w:rPr>
+                <w:b w:val="false"/>
+                <w:bCs w:val="false"/>
+                <w:sz w:val="20"/>
+                <w:szCs w:val="20"/>
+              </w:rPr>
+              <w:t xml:space="preserve">Ese contenedor no terminó de iniciar, o la imagen se construyó con una versión anterior de este repositorio</w:t>
+            </w:r>
+          </w:p>
+        </w:tc>
+        <w:tc>
+          <w:tcPr>
+            <w:tcW w:type="dxa" w:w="2708"/>
+            <w:shd w:fill="EDEDED" w:color="auto" w:val="clear"/>
+            <w:tcMar>
+              <w:top w:type="dxa" w:w="80"/>
+              <w:left w:type="dxa" w:w="100"/>
+              <w:bottom w:type="dxa" w:w="80"/>
+              <w:right w:type="dxa" w:w="100"/>
+            </w:tcMar>
+            <w:vAlign w:val="center"/>
+          </w:tcPr>
+          <w:p>
+            <w:r>
+              <w:rPr>
+                <w:b w:val="false"/>
+                <w:bCs w:val="false"/>
+                <w:sz w:val="20"/>
+                <w:szCs w:val="20"/>
+              </w:rPr>
+              <w:t xml:space="preserve">docker compose logs telnet-server (o el servicio que falle); si la imagen es antigua: docker compose build --no-cache telnet-server &amp;&amp; docker compose up -d</w:t>
             </w:r>
           </w:p>
         </w:tc>
